--- a/data/documents/TỔNG HỢP MỘT SỐ CÂU HỎI CỦA THÍ SINH.docx
+++ b/data/documents/TỔNG HỢP MỘT SỐ CÂU HỎI CỦA THÍ SINH.docx
@@ -33,7 +33,7 @@
     </w:p>
     <w:p>
       <w:pPr>
-        <w:pStyle w:val="oancuaDanhsach"/>
+        <w:pStyle w:val="ListParagraph"/>
         <w:numPr>
           <w:ilvl w:val="0"/>
           <w:numId w:val="1"/>
@@ -43,429 +43,21 @@
         <w:contextualSpacing w:val="0"/>
         <w:jc w:val="both"/>
         <w:rPr>
-          <w:color w:val="3A7C22" w:themeColor="accent6" w:themeShade="BF"/>
-          <w:sz w:val="28"/>
-          <w:szCs w:val="28"/>
-        </w:rPr>
-      </w:pPr>
-      <w:proofErr w:type="spellStart"/>
-      <w:r>
-        <w:rPr>
-          <w:color w:val="3A7C22" w:themeColor="accent6" w:themeShade="BF"/>
-          <w:sz w:val="28"/>
-          <w:szCs w:val="28"/>
-        </w:rPr>
-        <w:t>Đăng</w:t>
-      </w:r>
-      <w:proofErr w:type="spellEnd"/>
-      <w:r>
-        <w:rPr>
-          <w:color w:val="3A7C22" w:themeColor="accent6" w:themeShade="BF"/>
-          <w:sz w:val="28"/>
-          <w:szCs w:val="28"/>
-        </w:rPr>
-        <w:t xml:space="preserve"> </w:t>
-      </w:r>
-      <w:proofErr w:type="spellStart"/>
-      <w:r>
-        <w:rPr>
-          <w:color w:val="3A7C22" w:themeColor="accent6" w:themeShade="BF"/>
-          <w:sz w:val="28"/>
-          <w:szCs w:val="28"/>
-        </w:rPr>
-        <w:t>ký</w:t>
-      </w:r>
-      <w:proofErr w:type="spellEnd"/>
-      <w:r>
-        <w:rPr>
-          <w:color w:val="3A7C22" w:themeColor="accent6" w:themeShade="BF"/>
-          <w:sz w:val="28"/>
-          <w:szCs w:val="28"/>
-        </w:rPr>
-        <w:t xml:space="preserve"> </w:t>
-      </w:r>
-      <w:proofErr w:type="spellStart"/>
-      <w:r>
-        <w:rPr>
-          <w:color w:val="3A7C22" w:themeColor="accent6" w:themeShade="BF"/>
-          <w:sz w:val="28"/>
-          <w:szCs w:val="28"/>
-        </w:rPr>
-        <w:t>xét</w:t>
-      </w:r>
-      <w:proofErr w:type="spellEnd"/>
-      <w:r>
-        <w:rPr>
-          <w:color w:val="3A7C22" w:themeColor="accent6" w:themeShade="BF"/>
-          <w:sz w:val="28"/>
-          <w:szCs w:val="28"/>
-        </w:rPr>
-        <w:t xml:space="preserve"> </w:t>
-      </w:r>
-      <w:proofErr w:type="spellStart"/>
-      <w:r>
-        <w:rPr>
-          <w:color w:val="3A7C22" w:themeColor="accent6" w:themeShade="BF"/>
-          <w:sz w:val="28"/>
-          <w:szCs w:val="28"/>
-        </w:rPr>
-        <w:t>tuyển</w:t>
-      </w:r>
-      <w:proofErr w:type="spellEnd"/>
-      <w:r>
-        <w:rPr>
-          <w:color w:val="3A7C22" w:themeColor="accent6" w:themeShade="BF"/>
-          <w:sz w:val="28"/>
-          <w:szCs w:val="28"/>
-        </w:rPr>
-        <w:t xml:space="preserve"> </w:t>
-      </w:r>
-      <w:proofErr w:type="spellStart"/>
-      <w:r>
-        <w:rPr>
-          <w:color w:val="3A7C22" w:themeColor="accent6" w:themeShade="BF"/>
-          <w:sz w:val="28"/>
-          <w:szCs w:val="28"/>
-        </w:rPr>
-        <w:t>bằng</w:t>
-      </w:r>
-      <w:proofErr w:type="spellEnd"/>
-      <w:r>
-        <w:rPr>
-          <w:color w:val="3A7C22" w:themeColor="accent6" w:themeShade="BF"/>
-          <w:sz w:val="28"/>
-          <w:szCs w:val="28"/>
-        </w:rPr>
-        <w:t xml:space="preserve"> </w:t>
-      </w:r>
-      <w:proofErr w:type="spellStart"/>
-      <w:r>
-        <w:rPr>
-          <w:color w:val="3A7C22" w:themeColor="accent6" w:themeShade="BF"/>
-          <w:sz w:val="28"/>
-          <w:szCs w:val="28"/>
-        </w:rPr>
-        <w:t>học</w:t>
-      </w:r>
-      <w:proofErr w:type="spellEnd"/>
-      <w:r>
-        <w:rPr>
-          <w:color w:val="3A7C22" w:themeColor="accent6" w:themeShade="BF"/>
-          <w:sz w:val="28"/>
-          <w:szCs w:val="28"/>
-        </w:rPr>
-        <w:t xml:space="preserve"> </w:t>
-      </w:r>
-      <w:proofErr w:type="spellStart"/>
-      <w:r>
-        <w:rPr>
-          <w:color w:val="3A7C22" w:themeColor="accent6" w:themeShade="BF"/>
-          <w:sz w:val="28"/>
-          <w:szCs w:val="28"/>
-        </w:rPr>
-        <w:t>bạ</w:t>
-      </w:r>
-      <w:proofErr w:type="spellEnd"/>
-      <w:r>
-        <w:rPr>
-          <w:color w:val="3A7C22" w:themeColor="accent6" w:themeShade="BF"/>
-          <w:sz w:val="28"/>
-          <w:szCs w:val="28"/>
-        </w:rPr>
-        <w:t xml:space="preserve"> </w:t>
-      </w:r>
-      <w:proofErr w:type="spellStart"/>
-      <w:r>
-        <w:rPr>
-          <w:color w:val="3A7C22" w:themeColor="accent6" w:themeShade="BF"/>
-          <w:sz w:val="28"/>
-          <w:szCs w:val="28"/>
-        </w:rPr>
-        <w:t>có</w:t>
-      </w:r>
-      <w:proofErr w:type="spellEnd"/>
-      <w:r>
-        <w:rPr>
-          <w:color w:val="3A7C22" w:themeColor="accent6" w:themeShade="BF"/>
-          <w:sz w:val="28"/>
-          <w:szCs w:val="28"/>
-        </w:rPr>
-        <w:t xml:space="preserve"> </w:t>
-      </w:r>
-      <w:proofErr w:type="spellStart"/>
-      <w:r>
-        <w:rPr>
-          <w:color w:val="3A7C22" w:themeColor="accent6" w:themeShade="BF"/>
-          <w:sz w:val="28"/>
-          <w:szCs w:val="28"/>
-        </w:rPr>
-        <w:t>phải</w:t>
-      </w:r>
-      <w:proofErr w:type="spellEnd"/>
-      <w:r>
-        <w:rPr>
-          <w:color w:val="3A7C22" w:themeColor="accent6" w:themeShade="BF"/>
-          <w:sz w:val="28"/>
-          <w:szCs w:val="28"/>
-        </w:rPr>
-        <w:t xml:space="preserve"> </w:t>
-      </w:r>
-      <w:proofErr w:type="spellStart"/>
-      <w:r>
-        <w:rPr>
-          <w:color w:val="3A7C22" w:themeColor="accent6" w:themeShade="BF"/>
-          <w:sz w:val="28"/>
-          <w:szCs w:val="28"/>
-        </w:rPr>
-        <w:t>đăng</w:t>
-      </w:r>
-      <w:proofErr w:type="spellEnd"/>
-      <w:r>
-        <w:rPr>
-          <w:color w:val="3A7C22" w:themeColor="accent6" w:themeShade="BF"/>
-          <w:sz w:val="28"/>
-          <w:szCs w:val="28"/>
-        </w:rPr>
-        <w:t xml:space="preserve"> </w:t>
-      </w:r>
-      <w:proofErr w:type="spellStart"/>
-      <w:r>
-        <w:rPr>
-          <w:color w:val="3A7C22" w:themeColor="accent6" w:themeShade="BF"/>
-          <w:sz w:val="28"/>
-          <w:szCs w:val="28"/>
-        </w:rPr>
-        <w:t>ký</w:t>
-      </w:r>
-      <w:proofErr w:type="spellEnd"/>
-      <w:r>
-        <w:rPr>
-          <w:color w:val="3A7C22" w:themeColor="accent6" w:themeShade="BF"/>
-          <w:sz w:val="28"/>
-          <w:szCs w:val="28"/>
-        </w:rPr>
-        <w:t xml:space="preserve"> </w:t>
-      </w:r>
-      <w:proofErr w:type="spellStart"/>
-      <w:r>
-        <w:rPr>
-          <w:color w:val="3A7C22" w:themeColor="accent6" w:themeShade="BF"/>
-          <w:sz w:val="28"/>
-          <w:szCs w:val="28"/>
-        </w:rPr>
-        <w:t>trên</w:t>
-      </w:r>
-      <w:proofErr w:type="spellEnd"/>
-      <w:r>
-        <w:rPr>
-          <w:color w:val="3A7C22" w:themeColor="accent6" w:themeShade="BF"/>
-          <w:sz w:val="28"/>
-          <w:szCs w:val="28"/>
-        </w:rPr>
-        <w:t xml:space="preserve"> </w:t>
-      </w:r>
-      <w:proofErr w:type="spellStart"/>
-      <w:r>
-        <w:rPr>
-          <w:color w:val="3A7C22" w:themeColor="accent6" w:themeShade="BF"/>
-          <w:sz w:val="28"/>
-          <w:szCs w:val="28"/>
-        </w:rPr>
-        <w:t>Hệ</w:t>
-      </w:r>
-      <w:proofErr w:type="spellEnd"/>
-      <w:r>
-        <w:rPr>
-          <w:color w:val="3A7C22" w:themeColor="accent6" w:themeShade="BF"/>
-          <w:sz w:val="28"/>
-          <w:szCs w:val="28"/>
-        </w:rPr>
-        <w:t xml:space="preserve"> </w:t>
-      </w:r>
-      <w:proofErr w:type="spellStart"/>
-      <w:r>
-        <w:rPr>
-          <w:color w:val="3A7C22" w:themeColor="accent6" w:themeShade="BF"/>
-          <w:sz w:val="28"/>
-          <w:szCs w:val="28"/>
-        </w:rPr>
-        <w:t>thống</w:t>
-      </w:r>
-      <w:proofErr w:type="spellEnd"/>
-      <w:r>
-        <w:rPr>
-          <w:color w:val="3A7C22" w:themeColor="accent6" w:themeShade="BF"/>
-          <w:sz w:val="28"/>
-          <w:szCs w:val="28"/>
-        </w:rPr>
-        <w:t xml:space="preserve"> </w:t>
-      </w:r>
-      <w:proofErr w:type="spellStart"/>
-      <w:r>
-        <w:rPr>
-          <w:color w:val="3A7C22" w:themeColor="accent6" w:themeShade="BF"/>
-          <w:sz w:val="28"/>
-          <w:szCs w:val="28"/>
-        </w:rPr>
-        <w:t>của</w:t>
-      </w:r>
-      <w:proofErr w:type="spellEnd"/>
-      <w:r>
-        <w:rPr>
-          <w:color w:val="3A7C22" w:themeColor="accent6" w:themeShade="BF"/>
-          <w:sz w:val="28"/>
-          <w:szCs w:val="28"/>
-        </w:rPr>
-        <w:t xml:space="preserve"> Trường </w:t>
-      </w:r>
-      <w:proofErr w:type="spellStart"/>
-      <w:r>
-        <w:rPr>
-          <w:color w:val="3A7C22" w:themeColor="accent6" w:themeShade="BF"/>
-          <w:sz w:val="28"/>
-          <w:szCs w:val="28"/>
-        </w:rPr>
-        <w:t>không</w:t>
-      </w:r>
-      <w:proofErr w:type="spellEnd"/>
-      <w:r>
-        <w:rPr>
-          <w:color w:val="3A7C22" w:themeColor="accent6" w:themeShade="BF"/>
-          <w:sz w:val="28"/>
-          <w:szCs w:val="28"/>
-        </w:rPr>
-        <w:t xml:space="preserve">? </w:t>
-      </w:r>
-      <w:proofErr w:type="spellStart"/>
-      <w:r>
-        <w:rPr>
-          <w:color w:val="3A7C22" w:themeColor="accent6" w:themeShade="BF"/>
-          <w:sz w:val="28"/>
-          <w:szCs w:val="28"/>
-        </w:rPr>
-        <w:t>Có</w:t>
-      </w:r>
-      <w:proofErr w:type="spellEnd"/>
-      <w:r>
-        <w:rPr>
-          <w:color w:val="3A7C22" w:themeColor="accent6" w:themeShade="BF"/>
-          <w:sz w:val="28"/>
-          <w:szCs w:val="28"/>
-        </w:rPr>
-        <w:t xml:space="preserve"> </w:t>
-      </w:r>
-      <w:proofErr w:type="spellStart"/>
-      <w:r>
-        <w:rPr>
-          <w:color w:val="3A7C22" w:themeColor="accent6" w:themeShade="BF"/>
-          <w:sz w:val="28"/>
-          <w:szCs w:val="28"/>
-        </w:rPr>
-        <w:t>phải</w:t>
-      </w:r>
-      <w:proofErr w:type="spellEnd"/>
-      <w:r>
-        <w:rPr>
-          <w:color w:val="3A7C22" w:themeColor="accent6" w:themeShade="BF"/>
-          <w:sz w:val="28"/>
-          <w:szCs w:val="28"/>
-        </w:rPr>
-        <w:t xml:space="preserve"> </w:t>
-      </w:r>
-      <w:proofErr w:type="spellStart"/>
-      <w:r>
-        <w:rPr>
-          <w:color w:val="3A7C22" w:themeColor="accent6" w:themeShade="BF"/>
-          <w:sz w:val="28"/>
-          <w:szCs w:val="28"/>
-        </w:rPr>
-        <w:t>gửi</w:t>
-      </w:r>
-      <w:proofErr w:type="spellEnd"/>
-      <w:r>
-        <w:rPr>
-          <w:color w:val="3A7C22" w:themeColor="accent6" w:themeShade="BF"/>
-          <w:sz w:val="28"/>
-          <w:szCs w:val="28"/>
-        </w:rPr>
-        <w:t xml:space="preserve"> </w:t>
-      </w:r>
-      <w:proofErr w:type="spellStart"/>
-      <w:r>
-        <w:rPr>
-          <w:color w:val="3A7C22" w:themeColor="accent6" w:themeShade="BF"/>
-          <w:sz w:val="28"/>
-          <w:szCs w:val="28"/>
-        </w:rPr>
-        <w:t>Hồ</w:t>
-      </w:r>
-      <w:proofErr w:type="spellEnd"/>
-      <w:r>
-        <w:rPr>
-          <w:color w:val="3A7C22" w:themeColor="accent6" w:themeShade="BF"/>
-          <w:sz w:val="28"/>
-          <w:szCs w:val="28"/>
-        </w:rPr>
-        <w:t xml:space="preserve"> </w:t>
-      </w:r>
-      <w:proofErr w:type="spellStart"/>
-      <w:r>
-        <w:rPr>
-          <w:color w:val="3A7C22" w:themeColor="accent6" w:themeShade="BF"/>
-          <w:sz w:val="28"/>
-          <w:szCs w:val="28"/>
-        </w:rPr>
-        <w:t>sơ</w:t>
-      </w:r>
-      <w:proofErr w:type="spellEnd"/>
-      <w:r>
-        <w:rPr>
-          <w:color w:val="3A7C22" w:themeColor="accent6" w:themeShade="BF"/>
-          <w:sz w:val="28"/>
-          <w:szCs w:val="28"/>
-        </w:rPr>
-        <w:t xml:space="preserve"> </w:t>
-      </w:r>
-      <w:proofErr w:type="spellStart"/>
-      <w:r>
-        <w:rPr>
-          <w:color w:val="3A7C22" w:themeColor="accent6" w:themeShade="BF"/>
-          <w:sz w:val="28"/>
-          <w:szCs w:val="28"/>
-        </w:rPr>
-        <w:t>về</w:t>
-      </w:r>
-      <w:proofErr w:type="spellEnd"/>
-      <w:r>
-        <w:rPr>
-          <w:color w:val="3A7C22" w:themeColor="accent6" w:themeShade="BF"/>
-          <w:sz w:val="28"/>
-          <w:szCs w:val="28"/>
-        </w:rPr>
-        <w:t xml:space="preserve"> Trường </w:t>
-      </w:r>
-      <w:proofErr w:type="spellStart"/>
-      <w:r>
-        <w:rPr>
-          <w:color w:val="3A7C22" w:themeColor="accent6" w:themeShade="BF"/>
-          <w:sz w:val="28"/>
-          <w:szCs w:val="28"/>
-        </w:rPr>
-        <w:t>không</w:t>
-      </w:r>
-      <w:proofErr w:type="spellEnd"/>
-      <w:r>
-        <w:rPr>
-          <w:color w:val="3A7C22" w:themeColor="accent6" w:themeShade="BF"/>
-          <w:sz w:val="28"/>
-          <w:szCs w:val="28"/>
-        </w:rPr>
-        <w:t>?</w:t>
+          <w:sz w:val="28"/>
+          <w:szCs w:val="28"/>
+        </w:rPr>
+      </w:pPr>
+      <w:r>
+        <w:rPr>
+          <w:sz w:val="28"/>
+          <w:szCs w:val="28"/>
+        </w:rPr>
+        <w:t>Đăng ký xét tuyển bằng học bạ có phải đăng ký trên Hệ thống của Trường không? Có phải gửi Hồ sơ về Trường không?</w:t>
       </w:r>
     </w:p>
     <w:p>
       <w:pPr>
-        <w:pStyle w:val="oancuaDanhsach"/>
+        <w:pStyle w:val="ListParagraph"/>
         <w:numPr>
           <w:ilvl w:val="0"/>
           <w:numId w:val="1"/>
@@ -475,257 +67,21 @@
         <w:contextualSpacing w:val="0"/>
         <w:jc w:val="both"/>
         <w:rPr>
-          <w:color w:val="3A7C22" w:themeColor="accent6" w:themeShade="BF"/>
-          <w:sz w:val="28"/>
-          <w:szCs w:val="28"/>
-        </w:rPr>
-      </w:pPr>
-      <w:r>
-        <w:rPr>
-          <w:color w:val="3A7C22" w:themeColor="accent6" w:themeShade="BF"/>
-          <w:sz w:val="28"/>
-          <w:szCs w:val="28"/>
-        </w:rPr>
-        <w:t xml:space="preserve">Em </w:t>
-      </w:r>
-      <w:proofErr w:type="spellStart"/>
-      <w:r>
-        <w:rPr>
-          <w:color w:val="3A7C22" w:themeColor="accent6" w:themeShade="BF"/>
-          <w:sz w:val="28"/>
-          <w:szCs w:val="28"/>
-        </w:rPr>
-        <w:t>có</w:t>
-      </w:r>
-      <w:proofErr w:type="spellEnd"/>
-      <w:r>
-        <w:rPr>
-          <w:color w:val="3A7C22" w:themeColor="accent6" w:themeShade="BF"/>
-          <w:sz w:val="28"/>
-          <w:szCs w:val="28"/>
-        </w:rPr>
-        <w:t xml:space="preserve"> </w:t>
-      </w:r>
-      <w:proofErr w:type="spellStart"/>
-      <w:r>
-        <w:rPr>
-          <w:color w:val="3A7C22" w:themeColor="accent6" w:themeShade="BF"/>
-          <w:sz w:val="28"/>
-          <w:szCs w:val="28"/>
-        </w:rPr>
-        <w:t>thể</w:t>
-      </w:r>
-      <w:proofErr w:type="spellEnd"/>
-      <w:r>
-        <w:rPr>
-          <w:color w:val="3A7C22" w:themeColor="accent6" w:themeShade="BF"/>
-          <w:sz w:val="28"/>
-          <w:szCs w:val="28"/>
-        </w:rPr>
-        <w:t xml:space="preserve"> </w:t>
-      </w:r>
-      <w:proofErr w:type="spellStart"/>
-      <w:r>
-        <w:rPr>
-          <w:color w:val="3A7C22" w:themeColor="accent6" w:themeShade="BF"/>
-          <w:sz w:val="28"/>
-          <w:szCs w:val="28"/>
-        </w:rPr>
-        <w:t>đăng</w:t>
-      </w:r>
-      <w:proofErr w:type="spellEnd"/>
-      <w:r>
-        <w:rPr>
-          <w:color w:val="3A7C22" w:themeColor="accent6" w:themeShade="BF"/>
-          <w:sz w:val="28"/>
-          <w:szCs w:val="28"/>
-        </w:rPr>
-        <w:t xml:space="preserve"> </w:t>
-      </w:r>
-      <w:proofErr w:type="spellStart"/>
-      <w:r>
-        <w:rPr>
-          <w:color w:val="3A7C22" w:themeColor="accent6" w:themeShade="BF"/>
-          <w:sz w:val="28"/>
-          <w:szCs w:val="28"/>
-        </w:rPr>
-        <w:t>ký</w:t>
-      </w:r>
-      <w:proofErr w:type="spellEnd"/>
-      <w:r>
-        <w:rPr>
-          <w:color w:val="3A7C22" w:themeColor="accent6" w:themeShade="BF"/>
-          <w:sz w:val="28"/>
-          <w:szCs w:val="28"/>
-        </w:rPr>
-        <w:t xml:space="preserve"> </w:t>
-      </w:r>
-      <w:proofErr w:type="spellStart"/>
-      <w:r>
-        <w:rPr>
-          <w:color w:val="3A7C22" w:themeColor="accent6" w:themeShade="BF"/>
-          <w:sz w:val="28"/>
-          <w:szCs w:val="28"/>
-        </w:rPr>
-        <w:t>xét</w:t>
-      </w:r>
-      <w:proofErr w:type="spellEnd"/>
-      <w:r>
-        <w:rPr>
-          <w:color w:val="3A7C22" w:themeColor="accent6" w:themeShade="BF"/>
-          <w:sz w:val="28"/>
-          <w:szCs w:val="28"/>
-        </w:rPr>
-        <w:t xml:space="preserve"> </w:t>
-      </w:r>
-      <w:proofErr w:type="spellStart"/>
-      <w:r>
-        <w:rPr>
-          <w:color w:val="3A7C22" w:themeColor="accent6" w:themeShade="BF"/>
-          <w:sz w:val="28"/>
-          <w:szCs w:val="28"/>
-        </w:rPr>
-        <w:t>tuyển</w:t>
-      </w:r>
-      <w:proofErr w:type="spellEnd"/>
-      <w:r>
-        <w:rPr>
-          <w:color w:val="3A7C22" w:themeColor="accent6" w:themeShade="BF"/>
-          <w:sz w:val="28"/>
-          <w:szCs w:val="28"/>
-        </w:rPr>
-        <w:t xml:space="preserve"> </w:t>
-      </w:r>
-      <w:proofErr w:type="spellStart"/>
-      <w:r>
-        <w:rPr>
-          <w:color w:val="3A7C22" w:themeColor="accent6" w:themeShade="BF"/>
-          <w:sz w:val="28"/>
-          <w:szCs w:val="28"/>
-        </w:rPr>
-        <w:t>bằng</w:t>
-      </w:r>
-      <w:proofErr w:type="spellEnd"/>
-      <w:r>
-        <w:rPr>
-          <w:color w:val="3A7C22" w:themeColor="accent6" w:themeShade="BF"/>
-          <w:sz w:val="28"/>
-          <w:szCs w:val="28"/>
-        </w:rPr>
-        <w:t xml:space="preserve"> 2 </w:t>
-      </w:r>
-      <w:proofErr w:type="spellStart"/>
-      <w:r>
-        <w:rPr>
-          <w:color w:val="3A7C22" w:themeColor="accent6" w:themeShade="BF"/>
-          <w:sz w:val="28"/>
-          <w:szCs w:val="28"/>
-        </w:rPr>
-        <w:t>phương</w:t>
-      </w:r>
-      <w:proofErr w:type="spellEnd"/>
-      <w:r>
-        <w:rPr>
-          <w:color w:val="3A7C22" w:themeColor="accent6" w:themeShade="BF"/>
-          <w:sz w:val="28"/>
-          <w:szCs w:val="28"/>
-        </w:rPr>
-        <w:t xml:space="preserve"> </w:t>
-      </w:r>
-      <w:proofErr w:type="spellStart"/>
-      <w:r>
-        <w:rPr>
-          <w:color w:val="3A7C22" w:themeColor="accent6" w:themeShade="BF"/>
-          <w:sz w:val="28"/>
-          <w:szCs w:val="28"/>
-        </w:rPr>
-        <w:t>thức</w:t>
-      </w:r>
-      <w:proofErr w:type="spellEnd"/>
-      <w:r>
-        <w:rPr>
-          <w:color w:val="3A7C22" w:themeColor="accent6" w:themeShade="BF"/>
-          <w:sz w:val="28"/>
-          <w:szCs w:val="28"/>
-        </w:rPr>
-        <w:t xml:space="preserve"> </w:t>
-      </w:r>
-      <w:proofErr w:type="spellStart"/>
-      <w:r>
-        <w:rPr>
-          <w:color w:val="3A7C22" w:themeColor="accent6" w:themeShade="BF"/>
-          <w:sz w:val="28"/>
-          <w:szCs w:val="28"/>
-        </w:rPr>
-        <w:t>cho</w:t>
-      </w:r>
-      <w:proofErr w:type="spellEnd"/>
-      <w:r>
-        <w:rPr>
-          <w:color w:val="3A7C22" w:themeColor="accent6" w:themeShade="BF"/>
-          <w:sz w:val="28"/>
-          <w:szCs w:val="28"/>
-        </w:rPr>
-        <w:t xml:space="preserve"> 1 </w:t>
-      </w:r>
-      <w:proofErr w:type="spellStart"/>
-      <w:r>
-        <w:rPr>
-          <w:color w:val="3A7C22" w:themeColor="accent6" w:themeShade="BF"/>
-          <w:sz w:val="28"/>
-          <w:szCs w:val="28"/>
-        </w:rPr>
-        <w:t>ngành</w:t>
-      </w:r>
-      <w:proofErr w:type="spellEnd"/>
-      <w:r>
-        <w:rPr>
-          <w:color w:val="3A7C22" w:themeColor="accent6" w:themeShade="BF"/>
-          <w:sz w:val="28"/>
-          <w:szCs w:val="28"/>
-        </w:rPr>
-        <w:t xml:space="preserve"> </w:t>
-      </w:r>
-      <w:proofErr w:type="spellStart"/>
-      <w:r>
-        <w:rPr>
-          <w:color w:val="3A7C22" w:themeColor="accent6" w:themeShade="BF"/>
-          <w:sz w:val="28"/>
-          <w:szCs w:val="28"/>
-        </w:rPr>
-        <w:t>được</w:t>
-      </w:r>
-      <w:proofErr w:type="spellEnd"/>
-      <w:r>
-        <w:rPr>
-          <w:color w:val="3A7C22" w:themeColor="accent6" w:themeShade="BF"/>
-          <w:sz w:val="28"/>
-          <w:szCs w:val="28"/>
-        </w:rPr>
-        <w:t xml:space="preserve"> </w:t>
-      </w:r>
-      <w:proofErr w:type="spellStart"/>
-      <w:r>
-        <w:rPr>
-          <w:color w:val="3A7C22" w:themeColor="accent6" w:themeShade="BF"/>
-          <w:sz w:val="28"/>
-          <w:szCs w:val="28"/>
-        </w:rPr>
-        <w:t>không</w:t>
-      </w:r>
-      <w:proofErr w:type="spellEnd"/>
-      <w:r>
-        <w:rPr>
-          <w:color w:val="3A7C22" w:themeColor="accent6" w:themeShade="BF"/>
-          <w:sz w:val="28"/>
-          <w:szCs w:val="28"/>
-        </w:rPr>
-        <w:t>?</w:t>
+          <w:sz w:val="28"/>
+          <w:szCs w:val="28"/>
+        </w:rPr>
+      </w:pPr>
+      <w:r>
+        <w:rPr>
+          <w:sz w:val="28"/>
+          <w:szCs w:val="28"/>
+        </w:rPr>
+        <w:t>Em có thể đăng ký xét tuyển bằng 2 phương thức cho 1 ngành được không?</w:t>
       </w:r>
     </w:p>
     <w:p>
       <w:pPr>
-        <w:pStyle w:val="oancuaDanhsach"/>
+        <w:pStyle w:val="ListParagraph"/>
         <w:numPr>
           <w:ilvl w:val="0"/>
           <w:numId w:val="1"/>
@@ -735,275 +91,84 @@
         <w:contextualSpacing w:val="0"/>
         <w:jc w:val="both"/>
         <w:rPr>
-          <w:color w:val="3A7C22" w:themeColor="accent6" w:themeShade="BF"/>
-          <w:sz w:val="28"/>
-          <w:szCs w:val="28"/>
-        </w:rPr>
-      </w:pPr>
-      <w:r>
-        <w:rPr>
-          <w:color w:val="3A7C22" w:themeColor="accent6" w:themeShade="BF"/>
-          <w:sz w:val="28"/>
-          <w:szCs w:val="28"/>
-        </w:rPr>
-        <w:t xml:space="preserve">Khi </w:t>
-      </w:r>
-      <w:proofErr w:type="spellStart"/>
-      <w:r>
-        <w:rPr>
-          <w:color w:val="3A7C22" w:themeColor="accent6" w:themeShade="BF"/>
-          <w:sz w:val="28"/>
-          <w:szCs w:val="28"/>
-        </w:rPr>
-        <w:t>mình</w:t>
-      </w:r>
-      <w:proofErr w:type="spellEnd"/>
-      <w:r>
-        <w:rPr>
-          <w:color w:val="3A7C22" w:themeColor="accent6" w:themeShade="BF"/>
-          <w:sz w:val="28"/>
-          <w:szCs w:val="28"/>
-        </w:rPr>
-        <w:t xml:space="preserve"> </w:t>
-      </w:r>
-      <w:proofErr w:type="spellStart"/>
-      <w:r>
-        <w:rPr>
-          <w:color w:val="3A7C22" w:themeColor="accent6" w:themeShade="BF"/>
-          <w:sz w:val="28"/>
-          <w:szCs w:val="28"/>
-        </w:rPr>
-        <w:t>đăng</w:t>
-      </w:r>
-      <w:proofErr w:type="spellEnd"/>
-      <w:r>
-        <w:rPr>
-          <w:color w:val="3A7C22" w:themeColor="accent6" w:themeShade="BF"/>
-          <w:sz w:val="28"/>
-          <w:szCs w:val="28"/>
-        </w:rPr>
-        <w:t xml:space="preserve"> </w:t>
-      </w:r>
-      <w:proofErr w:type="spellStart"/>
-      <w:r>
-        <w:rPr>
-          <w:color w:val="3A7C22" w:themeColor="accent6" w:themeShade="BF"/>
-          <w:sz w:val="28"/>
-          <w:szCs w:val="28"/>
-        </w:rPr>
-        <w:t>ký</w:t>
-      </w:r>
-      <w:proofErr w:type="spellEnd"/>
-      <w:r>
-        <w:rPr>
-          <w:color w:val="3A7C22" w:themeColor="accent6" w:themeShade="BF"/>
-          <w:sz w:val="28"/>
-          <w:szCs w:val="28"/>
-        </w:rPr>
-        <w:t xml:space="preserve"> </w:t>
-      </w:r>
-      <w:proofErr w:type="spellStart"/>
-      <w:r>
-        <w:rPr>
-          <w:color w:val="3A7C22" w:themeColor="accent6" w:themeShade="BF"/>
-          <w:sz w:val="28"/>
-          <w:szCs w:val="28"/>
-        </w:rPr>
-        <w:t>nguyện</w:t>
-      </w:r>
-      <w:proofErr w:type="spellEnd"/>
-      <w:r>
-        <w:rPr>
-          <w:color w:val="3A7C22" w:themeColor="accent6" w:themeShade="BF"/>
-          <w:sz w:val="28"/>
-          <w:szCs w:val="28"/>
-        </w:rPr>
-        <w:t xml:space="preserve"> </w:t>
-      </w:r>
-      <w:proofErr w:type="spellStart"/>
-      <w:r>
-        <w:rPr>
-          <w:color w:val="3A7C22" w:themeColor="accent6" w:themeShade="BF"/>
-          <w:sz w:val="28"/>
-          <w:szCs w:val="28"/>
-        </w:rPr>
-        <w:t>vọng</w:t>
-      </w:r>
-      <w:proofErr w:type="spellEnd"/>
-      <w:r>
-        <w:rPr>
-          <w:color w:val="3A7C22" w:themeColor="accent6" w:themeShade="BF"/>
-          <w:sz w:val="28"/>
-          <w:szCs w:val="28"/>
-        </w:rPr>
-        <w:t xml:space="preserve"> </w:t>
-      </w:r>
-      <w:proofErr w:type="spellStart"/>
-      <w:r>
-        <w:rPr>
-          <w:color w:val="3A7C22" w:themeColor="accent6" w:themeShade="BF"/>
-          <w:sz w:val="28"/>
-          <w:szCs w:val="28"/>
-        </w:rPr>
-        <w:t>vào</w:t>
-      </w:r>
-      <w:proofErr w:type="spellEnd"/>
-      <w:r>
-        <w:rPr>
-          <w:color w:val="3A7C22" w:themeColor="accent6" w:themeShade="BF"/>
-          <w:sz w:val="28"/>
-          <w:szCs w:val="28"/>
-        </w:rPr>
-        <w:t xml:space="preserve"> </w:t>
-      </w:r>
-      <w:proofErr w:type="spellStart"/>
-      <w:r>
-        <w:rPr>
-          <w:color w:val="3A7C22" w:themeColor="accent6" w:themeShade="BF"/>
-          <w:sz w:val="28"/>
-          <w:szCs w:val="28"/>
-        </w:rPr>
-        <w:t>trường</w:t>
-      </w:r>
-      <w:proofErr w:type="spellEnd"/>
-      <w:r>
-        <w:rPr>
-          <w:color w:val="3A7C22" w:themeColor="accent6" w:themeShade="BF"/>
-          <w:sz w:val="28"/>
-          <w:szCs w:val="28"/>
-        </w:rPr>
-        <w:t xml:space="preserve"> </w:t>
-      </w:r>
-      <w:proofErr w:type="spellStart"/>
-      <w:r>
-        <w:rPr>
-          <w:color w:val="3A7C22" w:themeColor="accent6" w:themeShade="BF"/>
-          <w:sz w:val="28"/>
-          <w:szCs w:val="28"/>
-        </w:rPr>
-        <w:t>thì</w:t>
-      </w:r>
-      <w:proofErr w:type="spellEnd"/>
-      <w:r>
-        <w:rPr>
-          <w:color w:val="3A7C22" w:themeColor="accent6" w:themeShade="BF"/>
-          <w:sz w:val="28"/>
-          <w:szCs w:val="28"/>
-        </w:rPr>
-        <w:t xml:space="preserve"> </w:t>
-      </w:r>
-      <w:proofErr w:type="spellStart"/>
-      <w:r>
-        <w:rPr>
-          <w:color w:val="3A7C22" w:themeColor="accent6" w:themeShade="BF"/>
-          <w:sz w:val="28"/>
-          <w:szCs w:val="28"/>
-        </w:rPr>
-        <w:t>có</w:t>
-      </w:r>
-      <w:proofErr w:type="spellEnd"/>
-      <w:r>
-        <w:rPr>
-          <w:color w:val="3A7C22" w:themeColor="accent6" w:themeShade="BF"/>
-          <w:sz w:val="28"/>
-          <w:szCs w:val="28"/>
-        </w:rPr>
-        <w:t xml:space="preserve"> </w:t>
-      </w:r>
-      <w:proofErr w:type="spellStart"/>
-      <w:r>
-        <w:rPr>
-          <w:color w:val="3A7C22" w:themeColor="accent6" w:themeShade="BF"/>
-          <w:sz w:val="28"/>
-          <w:szCs w:val="28"/>
-        </w:rPr>
-        <w:t>đăng</w:t>
-      </w:r>
-      <w:proofErr w:type="spellEnd"/>
-      <w:r>
-        <w:rPr>
-          <w:color w:val="3A7C22" w:themeColor="accent6" w:themeShade="BF"/>
-          <w:sz w:val="28"/>
-          <w:szCs w:val="28"/>
-        </w:rPr>
-        <w:t xml:space="preserve"> </w:t>
-      </w:r>
-      <w:proofErr w:type="spellStart"/>
-      <w:r>
-        <w:rPr>
-          <w:color w:val="3A7C22" w:themeColor="accent6" w:themeShade="BF"/>
-          <w:sz w:val="28"/>
-          <w:szCs w:val="28"/>
-        </w:rPr>
-        <w:t>ký</w:t>
-      </w:r>
-      <w:proofErr w:type="spellEnd"/>
-      <w:r>
-        <w:rPr>
-          <w:color w:val="3A7C22" w:themeColor="accent6" w:themeShade="BF"/>
-          <w:sz w:val="28"/>
-          <w:szCs w:val="28"/>
-        </w:rPr>
-        <w:t xml:space="preserve"> </w:t>
-      </w:r>
-      <w:proofErr w:type="spellStart"/>
-      <w:r>
-        <w:rPr>
-          <w:color w:val="3A7C22" w:themeColor="accent6" w:themeShade="BF"/>
-          <w:sz w:val="28"/>
-          <w:szCs w:val="28"/>
-        </w:rPr>
-        <w:t>được</w:t>
-      </w:r>
-      <w:proofErr w:type="spellEnd"/>
-      <w:r>
-        <w:rPr>
-          <w:color w:val="3A7C22" w:themeColor="accent6" w:themeShade="BF"/>
-          <w:sz w:val="28"/>
-          <w:szCs w:val="28"/>
-        </w:rPr>
-        <w:t xml:space="preserve"> </w:t>
-      </w:r>
-      <w:proofErr w:type="spellStart"/>
-      <w:r>
-        <w:rPr>
-          <w:color w:val="3A7C22" w:themeColor="accent6" w:themeShade="BF"/>
-          <w:sz w:val="28"/>
-          <w:szCs w:val="28"/>
-        </w:rPr>
-        <w:t>mã</w:t>
-      </w:r>
-      <w:proofErr w:type="spellEnd"/>
-      <w:r>
-        <w:rPr>
-          <w:color w:val="3A7C22" w:themeColor="accent6" w:themeShade="BF"/>
-          <w:sz w:val="28"/>
-          <w:szCs w:val="28"/>
-        </w:rPr>
-        <w:t xml:space="preserve"> </w:t>
-      </w:r>
-      <w:proofErr w:type="spellStart"/>
-      <w:r>
-        <w:rPr>
-          <w:color w:val="3A7C22" w:themeColor="accent6" w:themeShade="BF"/>
-          <w:sz w:val="28"/>
-          <w:szCs w:val="28"/>
-        </w:rPr>
-        <w:t>phương</w:t>
-      </w:r>
-      <w:proofErr w:type="spellEnd"/>
-      <w:r>
-        <w:rPr>
-          <w:color w:val="3A7C22" w:themeColor="accent6" w:themeShade="BF"/>
-          <w:sz w:val="28"/>
-          <w:szCs w:val="28"/>
-        </w:rPr>
-        <w:t xml:space="preserve"> thức và tổ hợp trên web không ạ?</w:t>
+          <w:sz w:val="28"/>
+          <w:szCs w:val="28"/>
+        </w:rPr>
+      </w:pPr>
+      <w:r>
+        <w:rPr>
+          <w:sz w:val="28"/>
+          <w:szCs w:val="28"/>
+        </w:rPr>
+        <w:t>Khi mình đăng k</w:t>
+      </w:r>
+      <w:r>
+        <w:rPr>
+          <w:sz w:val="28"/>
+          <w:szCs w:val="28"/>
+        </w:rPr>
+        <w:t>ý</w:t>
+      </w:r>
+      <w:r>
+        <w:rPr>
+          <w:sz w:val="28"/>
+          <w:szCs w:val="28"/>
+        </w:rPr>
+        <w:t xml:space="preserve"> nguyện vọng và</w:t>
+      </w:r>
+      <w:r>
+        <w:rPr>
+          <w:sz w:val="28"/>
+          <w:szCs w:val="28"/>
+        </w:rPr>
+        <w:t>o</w:t>
+      </w:r>
+      <w:r>
+        <w:rPr>
+          <w:sz w:val="28"/>
+          <w:szCs w:val="28"/>
+        </w:rPr>
+        <w:t xml:space="preserve"> trường thì có </w:t>
+      </w:r>
+      <w:r>
+        <w:rPr>
+          <w:sz w:val="28"/>
+          <w:szCs w:val="28"/>
+        </w:rPr>
+        <w:t>đăng ký</w:t>
+      </w:r>
+      <w:r>
+        <w:rPr>
+          <w:sz w:val="28"/>
+          <w:szCs w:val="28"/>
+        </w:rPr>
+        <w:t xml:space="preserve"> được mã phương thức </w:t>
+      </w:r>
+      <w:r>
+        <w:rPr>
+          <w:sz w:val="28"/>
+          <w:szCs w:val="28"/>
+        </w:rPr>
+        <w:t>v</w:t>
+      </w:r>
+      <w:r>
+        <w:rPr>
+          <w:sz w:val="28"/>
+          <w:szCs w:val="28"/>
+        </w:rPr>
+        <w:t>à tổ hợp trên web không ạ</w:t>
+      </w:r>
+      <w:r>
+        <w:rPr>
+          <w:sz w:val="28"/>
+          <w:szCs w:val="28"/>
+        </w:rPr>
+        <w:t>?</w:t>
       </w:r>
     </w:p>
     <w:p>
       <w:pPr>
-        <w:pStyle w:val="oancuaDanhsach"/>
+        <w:pStyle w:val="ListParagraph"/>
         <w:numPr>
           <w:ilvl w:val="0"/>
           <w:numId w:val="1"/>
@@ -1013,14 +178,12 @@
         <w:contextualSpacing w:val="0"/>
         <w:jc w:val="both"/>
         <w:rPr>
-          <w:color w:val="3A7C22" w:themeColor="accent6" w:themeShade="BF"/>
-          <w:sz w:val="28"/>
-          <w:szCs w:val="28"/>
-        </w:rPr>
-      </w:pPr>
-      <w:r>
-        <w:rPr>
-          <w:color w:val="3A7C22" w:themeColor="accent6" w:themeShade="BF"/>
+          <w:sz w:val="28"/>
+          <w:szCs w:val="28"/>
+        </w:rPr>
+      </w:pPr>
+      <w:r>
+        <w:rPr>
           <w:sz w:val="28"/>
           <w:szCs w:val="28"/>
         </w:rPr>
@@ -1029,7 +192,7 @@
     </w:p>
     <w:p>
       <w:pPr>
-        <w:pStyle w:val="oancuaDanhsach"/>
+        <w:pStyle w:val="ListParagraph"/>
         <w:numPr>
           <w:ilvl w:val="0"/>
           <w:numId w:val="1"/>
@@ -1039,14 +202,12 @@
         <w:contextualSpacing w:val="0"/>
         <w:jc w:val="both"/>
         <w:rPr>
-          <w:color w:val="3A7C22" w:themeColor="accent6" w:themeShade="BF"/>
-          <w:sz w:val="28"/>
-          <w:szCs w:val="28"/>
-        </w:rPr>
-      </w:pPr>
-      <w:r>
-        <w:rPr>
-          <w:color w:val="3A7C22" w:themeColor="accent6" w:themeShade="BF"/>
+          <w:sz w:val="28"/>
+          <w:szCs w:val="28"/>
+        </w:rPr>
+      </w:pPr>
+      <w:r>
+        <w:rPr>
           <w:sz w:val="28"/>
           <w:szCs w:val="28"/>
         </w:rPr>
@@ -1055,7 +216,7 @@
     </w:p>
     <w:p>
       <w:pPr>
-        <w:pStyle w:val="oancuaDanhsach"/>
+        <w:pStyle w:val="ListParagraph"/>
         <w:numPr>
           <w:ilvl w:val="0"/>
           <w:numId w:val="1"/>
@@ -1065,23 +226,28 @@
         <w:contextualSpacing w:val="0"/>
         <w:jc w:val="both"/>
         <w:rPr>
-          <w:color w:val="3A7C22" w:themeColor="accent6" w:themeShade="BF"/>
-          <w:sz w:val="28"/>
-          <w:szCs w:val="28"/>
-        </w:rPr>
-      </w:pPr>
-      <w:r>
-        <w:rPr>
-          <w:color w:val="3A7C22" w:themeColor="accent6" w:themeShade="BF"/>
-          <w:sz w:val="28"/>
-          <w:szCs w:val="28"/>
-        </w:rPr>
-        <w:t>Trường đã kết thúc thời gian đăng ký hoặc dự thi năng khiếu ngành Giáo dục Mầm non chưa ạ? Nếu đã hết hạn thì trường có tổ chức đợt thi bổ sung hoặc phương thức xét tuyển khác không ạ?</w:t>
+          <w:sz w:val="28"/>
+          <w:szCs w:val="28"/>
+        </w:rPr>
+      </w:pPr>
+      <w:r>
+        <w:rPr>
+          <w:sz w:val="28"/>
+          <w:szCs w:val="28"/>
+        </w:rPr>
+        <w:t>T</w:t>
+      </w:r>
+      <w:r>
+        <w:rPr>
+          <w:sz w:val="28"/>
+          <w:szCs w:val="28"/>
+        </w:rPr>
+        <w:t>rường đã kết thúc thời gian đăng ký hoặc dự thi năng khiếu ngành Giáo dục Mầm non chưa ạ? Nếu đã hết hạn thì trường có tổ chức đợt thi bổ sung hoặc phương thức xét tuyển khác không ạ?</w:t>
       </w:r>
     </w:p>
     <w:p>
       <w:pPr>
-        <w:pStyle w:val="oancuaDanhsach"/>
+        <w:pStyle w:val="ListParagraph"/>
         <w:numPr>
           <w:ilvl w:val="0"/>
           <w:numId w:val="1"/>
@@ -1097,7 +263,6 @@
       </w:pPr>
       <w:r>
         <w:rPr>
-          <w:color w:val="3A7C22" w:themeColor="accent6" w:themeShade="BF"/>
           <w:sz w:val="28"/>
           <w:szCs w:val="28"/>
         </w:rPr>
@@ -1106,7 +271,7 @@
     </w:p>
     <w:p>
       <w:pPr>
-        <w:pStyle w:val="oancuaDanhsach"/>
+        <w:pStyle w:val="ListParagraph"/>
         <w:numPr>
           <w:ilvl w:val="0"/>
           <w:numId w:val="1"/>
@@ -1116,23 +281,77 @@
         <w:contextualSpacing w:val="0"/>
         <w:jc w:val="both"/>
         <w:rPr>
-          <w:color w:val="3A7C22" w:themeColor="accent6" w:themeShade="BF"/>
-          <w:sz w:val="28"/>
-          <w:szCs w:val="28"/>
-        </w:rPr>
-      </w:pPr>
-      <w:r>
-        <w:rPr>
-          <w:color w:val="3A7C22" w:themeColor="accent6" w:themeShade="BF"/>
-          <w:sz w:val="28"/>
-          <w:szCs w:val="28"/>
-        </w:rPr>
-        <w:t>Ngành Ngôn ngữ Anh của trường mình mà điểm môn tiếng Anh nhân hệ số 2 tức là tính theo thang điểm 30 hay 40 ạ?</w:t>
+          <w:sz w:val="28"/>
+          <w:szCs w:val="28"/>
+        </w:rPr>
+      </w:pPr>
+      <w:r>
+        <w:rPr>
+          <w:sz w:val="28"/>
+          <w:szCs w:val="28"/>
+        </w:rPr>
+        <w:t>N</w:t>
+      </w:r>
+      <w:r>
+        <w:rPr>
+          <w:sz w:val="28"/>
+          <w:szCs w:val="28"/>
+        </w:rPr>
+        <w:t xml:space="preserve">gành </w:t>
+      </w:r>
+      <w:r>
+        <w:rPr>
+          <w:sz w:val="28"/>
+          <w:szCs w:val="28"/>
+        </w:rPr>
+        <w:t>N</w:t>
+      </w:r>
+      <w:r>
+        <w:rPr>
+          <w:sz w:val="28"/>
+          <w:szCs w:val="28"/>
+        </w:rPr>
+        <w:t xml:space="preserve">gôn ngữ </w:t>
+      </w:r>
+      <w:r>
+        <w:rPr>
+          <w:sz w:val="28"/>
+          <w:szCs w:val="28"/>
+        </w:rPr>
+        <w:t>A</w:t>
+      </w:r>
+      <w:r>
+        <w:rPr>
+          <w:sz w:val="28"/>
+          <w:szCs w:val="28"/>
+        </w:rPr>
+        <w:t xml:space="preserve">nh của trường mình mà điểm môn tiếng </w:t>
+      </w:r>
+      <w:r>
+        <w:rPr>
+          <w:sz w:val="28"/>
+          <w:szCs w:val="28"/>
+        </w:rPr>
+        <w:t>A</w:t>
+      </w:r>
+      <w:r>
+        <w:rPr>
+          <w:sz w:val="28"/>
+          <w:szCs w:val="28"/>
+        </w:rPr>
+        <w:t>nh nhân hệ số 2 tức là tính theo thang điểm 30 hay 40 ạ</w:t>
+      </w:r>
+      <w:r>
+        <w:rPr>
+          <w:sz w:val="28"/>
+          <w:szCs w:val="28"/>
+        </w:rPr>
+        <w:t>?</w:t>
       </w:r>
     </w:p>
     <w:p>
       <w:pPr>
-        <w:pStyle w:val="oancuaDanhsach"/>
+        <w:pStyle w:val="ListParagraph"/>
         <w:numPr>
           <w:ilvl w:val="0"/>
           <w:numId w:val="1"/>
@@ -1142,14 +361,12 @@
         <w:contextualSpacing w:val="0"/>
         <w:jc w:val="both"/>
         <w:rPr>
-          <w:color w:val="3A7C22" w:themeColor="accent6" w:themeShade="BF"/>
-          <w:sz w:val="28"/>
-          <w:szCs w:val="28"/>
-        </w:rPr>
-      </w:pPr>
-      <w:r>
-        <w:rPr>
-          <w:color w:val="3A7C22" w:themeColor="accent6" w:themeShade="BF"/>
+          <w:sz w:val="28"/>
+          <w:szCs w:val="28"/>
+        </w:rPr>
+      </w:pPr>
+      <w:r>
+        <w:rPr>
           <w:sz w:val="28"/>
           <w:szCs w:val="28"/>
         </w:rPr>
@@ -1158,7 +375,7 @@
     </w:p>
     <w:p>
       <w:pPr>
-        <w:pStyle w:val="oancuaDanhsach"/>
+        <w:pStyle w:val="ListParagraph"/>
         <w:numPr>
           <w:ilvl w:val="0"/>
           <w:numId w:val="1"/>
@@ -1168,23 +385,35 @@
         <w:contextualSpacing w:val="0"/>
         <w:jc w:val="both"/>
         <w:rPr>
-          <w:color w:val="3A7C22" w:themeColor="accent6" w:themeShade="BF"/>
-          <w:sz w:val="28"/>
-          <w:szCs w:val="28"/>
-        </w:rPr>
-      </w:pPr>
-      <w:r>
-        <w:rPr>
-          <w:color w:val="3A7C22" w:themeColor="accent6" w:themeShade="BF"/>
-          <w:sz w:val="28"/>
-          <w:szCs w:val="28"/>
-        </w:rPr>
-        <w:t>Để được xét học bạ ngành Luật thì điều kiện là gì?</w:t>
+          <w:sz w:val="28"/>
+          <w:szCs w:val="28"/>
+        </w:rPr>
+      </w:pPr>
+      <w:r>
+        <w:rPr>
+          <w:sz w:val="28"/>
+          <w:szCs w:val="28"/>
+        </w:rPr>
+        <w:t xml:space="preserve">Để được xét học bạ </w:t>
+      </w:r>
+      <w:r>
+        <w:rPr>
+          <w:sz w:val="28"/>
+          <w:szCs w:val="28"/>
+        </w:rPr>
+        <w:t>ngành Luật</w:t>
+      </w:r>
+      <w:r>
+        <w:rPr>
+          <w:sz w:val="28"/>
+          <w:szCs w:val="28"/>
+        </w:rPr>
+        <w:t xml:space="preserve"> thì điều kiện là gì?</w:t>
       </w:r>
     </w:p>
     <w:p>
       <w:pPr>
-        <w:pStyle w:val="oancuaDanhsach"/>
+        <w:pStyle w:val="ListParagraph"/>
         <w:numPr>
           <w:ilvl w:val="0"/>
           <w:numId w:val="1"/>
@@ -1194,14 +423,12 @@
         <w:contextualSpacing w:val="0"/>
         <w:jc w:val="both"/>
         <w:rPr>
-          <w:color w:val="3A7C22" w:themeColor="accent6" w:themeShade="BF"/>
-          <w:sz w:val="28"/>
-          <w:szCs w:val="28"/>
-        </w:rPr>
-      </w:pPr>
-      <w:r>
-        <w:rPr>
-          <w:color w:val="3A7C22" w:themeColor="accent6" w:themeShade="BF"/>
+          <w:sz w:val="28"/>
+          <w:szCs w:val="28"/>
+        </w:rPr>
+      </w:pPr>
+      <w:r>
+        <w:rPr>
           <w:sz w:val="28"/>
           <w:szCs w:val="28"/>
         </w:rPr>
@@ -1209,7 +436,6 @@
       </w:r>
       <w:r>
         <w:rPr>
-          <w:color w:val="3A7C22" w:themeColor="accent6" w:themeShade="BF"/>
           <w:sz w:val="28"/>
           <w:szCs w:val="28"/>
         </w:rPr>
@@ -1217,16 +443,71 @@
       </w:r>
       <w:r>
         <w:rPr>
-          <w:color w:val="3A7C22" w:themeColor="accent6" w:themeShade="BF"/>
-          <w:sz w:val="28"/>
-          <w:szCs w:val="28"/>
-        </w:rPr>
-        <w:t>Xét học bạ là mình xét điểm năm lớp 12 thôi hay là xét điểm của 3 năm ạ?</w:t>
+          <w:sz w:val="28"/>
+          <w:szCs w:val="28"/>
+        </w:rPr>
+        <w:t>Xét học bạ</w:t>
+      </w:r>
+      <w:r>
+        <w:rPr>
+          <w:sz w:val="28"/>
+          <w:szCs w:val="28"/>
+        </w:rPr>
+        <w:t xml:space="preserve"> là mình xét</w:t>
+      </w:r>
+      <w:r>
+        <w:rPr>
+          <w:sz w:val="28"/>
+          <w:szCs w:val="28"/>
+        </w:rPr>
+        <w:t xml:space="preserve"> điểm</w:t>
+      </w:r>
+      <w:r>
+        <w:rPr>
+          <w:sz w:val="28"/>
+          <w:szCs w:val="28"/>
+        </w:rPr>
+        <w:t xml:space="preserve"> năm </w:t>
+      </w:r>
+      <w:r>
+        <w:rPr>
+          <w:sz w:val="28"/>
+          <w:szCs w:val="28"/>
+        </w:rPr>
+        <w:t xml:space="preserve">lớp </w:t>
+      </w:r>
+      <w:r>
+        <w:rPr>
+          <w:sz w:val="28"/>
+          <w:szCs w:val="28"/>
+        </w:rPr>
+        <w:t>12 thôi hay là xét</w:t>
+      </w:r>
+      <w:r>
+        <w:rPr>
+          <w:sz w:val="28"/>
+          <w:szCs w:val="28"/>
+        </w:rPr>
+        <w:t xml:space="preserve"> điểm của</w:t>
+      </w:r>
+      <w:r>
+        <w:rPr>
+          <w:sz w:val="28"/>
+          <w:szCs w:val="28"/>
+        </w:rPr>
+        <w:t xml:space="preserve"> 3 năm ạ</w:t>
+      </w:r>
+      <w:r>
+        <w:rPr>
+          <w:sz w:val="28"/>
+          <w:szCs w:val="28"/>
+        </w:rPr>
+        <w:t>?</w:t>
       </w:r>
     </w:p>
     <w:p>
       <w:pPr>
-        <w:pStyle w:val="oancuaDanhsach"/>
+        <w:pStyle w:val="ListParagraph"/>
         <w:numPr>
           <w:ilvl w:val="0"/>
           <w:numId w:val="1"/>
@@ -1242,16 +523,57 @@
       </w:pPr>
       <w:r>
         <w:rPr>
-          <w:color w:val="3A7C22" w:themeColor="accent6" w:themeShade="BF"/>
-          <w:sz w:val="28"/>
-          <w:szCs w:val="28"/>
-        </w:rPr>
-        <w:t>Năm nay các ngành Sư phạm Toán, Sư phạm Ngữ văn còn nhân hệ số không ạ, và có cần 3 năm học sinh giỏi cho ngành sư phạm không ạ?</w:t>
+          <w:sz w:val="28"/>
+          <w:szCs w:val="28"/>
+        </w:rPr>
+        <w:t>Năm nay các ngành S</w:t>
+      </w:r>
+      <w:r>
+        <w:rPr>
+          <w:sz w:val="28"/>
+          <w:szCs w:val="28"/>
+        </w:rPr>
+        <w:t xml:space="preserve">ư phạm </w:t>
+      </w:r>
+      <w:r>
+        <w:rPr>
+          <w:sz w:val="28"/>
+          <w:szCs w:val="28"/>
+        </w:rPr>
+        <w:t>T</w:t>
+      </w:r>
+      <w:r>
+        <w:rPr>
+          <w:sz w:val="28"/>
+          <w:szCs w:val="28"/>
+        </w:rPr>
+        <w:t>oán</w:t>
+      </w:r>
+      <w:r>
+        <w:rPr>
+          <w:sz w:val="28"/>
+          <w:szCs w:val="28"/>
+        </w:rPr>
+        <w:t>, Sư phạm Ngữ văn</w:t>
+      </w:r>
+      <w:r>
+        <w:rPr>
+          <w:sz w:val="28"/>
+          <w:szCs w:val="28"/>
+        </w:rPr>
+        <w:t xml:space="preserve"> còn nhân hệ số không ạ, và có cần 3 năm học sinh giỏi cho ngành sư phạm không ạ</w:t>
+      </w:r>
+      <w:r>
+        <w:rPr>
+          <w:sz w:val="28"/>
+          <w:szCs w:val="28"/>
+        </w:rPr>
+        <w:t>?</w:t>
       </w:r>
     </w:p>
     <w:p>
       <w:pPr>
-        <w:pStyle w:val="oancuaDanhsach"/>
+        <w:pStyle w:val="ListParagraph"/>
         <w:numPr>
           <w:ilvl w:val="0"/>
           <w:numId w:val="1"/>
@@ -1261,23 +583,49 @@
         <w:contextualSpacing w:val="0"/>
         <w:jc w:val="both"/>
         <w:rPr>
-          <w:color w:val="3A7C22" w:themeColor="accent6" w:themeShade="BF"/>
-          <w:sz w:val="28"/>
-          <w:szCs w:val="28"/>
-        </w:rPr>
-      </w:pPr>
-      <w:r>
-        <w:rPr>
-          <w:color w:val="3A7C22" w:themeColor="accent6" w:themeShade="BF"/>
-          <w:sz w:val="28"/>
-          <w:szCs w:val="28"/>
-        </w:rPr>
-        <w:t>Trường có sử dụng điểm thi SPT hay VSAT để tuyển sinh không ạ?</w:t>
+          <w:sz w:val="28"/>
+          <w:szCs w:val="28"/>
+        </w:rPr>
+      </w:pPr>
+      <w:r>
+        <w:rPr>
+          <w:sz w:val="28"/>
+          <w:szCs w:val="28"/>
+        </w:rPr>
+        <w:t xml:space="preserve">Trường có sử dụng điểm thi </w:t>
+      </w:r>
+      <w:r>
+        <w:rPr>
+          <w:sz w:val="28"/>
+          <w:szCs w:val="28"/>
+        </w:rPr>
+        <w:t xml:space="preserve">SPT hay </w:t>
+      </w:r>
+      <w:r>
+        <w:rPr>
+          <w:sz w:val="28"/>
+          <w:szCs w:val="28"/>
+        </w:rPr>
+        <w:t>VSAT</w:t>
+      </w:r>
+      <w:r>
+        <w:rPr>
+          <w:sz w:val="28"/>
+          <w:szCs w:val="28"/>
+        </w:rPr>
+        <w:t xml:space="preserve"> để tuyển sinh không ạ</w:t>
+      </w:r>
+      <w:r>
+        <w:rPr>
+          <w:sz w:val="28"/>
+          <w:szCs w:val="28"/>
+        </w:rPr>
+        <w:t>?</w:t>
       </w:r>
     </w:p>
     <w:p>
       <w:pPr>
-        <w:pStyle w:val="oancuaDanhsach"/>
+        <w:pStyle w:val="ListParagraph"/>
         <w:numPr>
           <w:ilvl w:val="0"/>
           <w:numId w:val="1"/>
@@ -1287,14 +635,12 @@
         <w:contextualSpacing w:val="0"/>
         <w:jc w:val="both"/>
         <w:rPr>
-          <w:color w:val="3A7C22" w:themeColor="accent6" w:themeShade="BF"/>
-          <w:sz w:val="28"/>
-          <w:szCs w:val="28"/>
-        </w:rPr>
-      </w:pPr>
-      <w:r>
-        <w:rPr>
-          <w:color w:val="3A7C22" w:themeColor="accent6" w:themeShade="BF"/>
+          <w:sz w:val="28"/>
+          <w:szCs w:val="28"/>
+        </w:rPr>
+      </w:pPr>
+      <w:r>
+        <w:rPr>
           <w:sz w:val="28"/>
           <w:szCs w:val="28"/>
         </w:rPr>
@@ -1303,7 +649,7 @@
     </w:p>
     <w:p>
       <w:pPr>
-        <w:pStyle w:val="oancuaDanhsach"/>
+        <w:pStyle w:val="ListParagraph"/>
         <w:numPr>
           <w:ilvl w:val="0"/>
           <w:numId w:val="1"/>
@@ -1313,23 +659,56 @@
         <w:contextualSpacing w:val="0"/>
         <w:jc w:val="both"/>
         <w:rPr>
-          <w:color w:val="3A7C22" w:themeColor="accent6" w:themeShade="BF"/>
-          <w:sz w:val="28"/>
-          <w:szCs w:val="28"/>
-        </w:rPr>
-      </w:pPr>
-      <w:r>
-        <w:rPr>
-          <w:color w:val="3A7C22" w:themeColor="accent6" w:themeShade="BF"/>
-          <w:sz w:val="28"/>
-          <w:szCs w:val="28"/>
-        </w:rPr>
-        <w:t>Nếu em có chứng chỉ MOS thì khi nhập học trường có chính sách miễn học phần Tin học, miễn thi hoặc quy đổi điểm học phần Tin học không ạ? Nếu em có chứng chỉ IELTS còn hiệu lực thì khi nhập học có được miễn kiểm tra đầu vào hoặc miễn các học phần Tiếng Anh không ạ?</w:t>
+          <w:sz w:val="28"/>
+          <w:szCs w:val="28"/>
+        </w:rPr>
+      </w:pPr>
+      <w:r>
+        <w:rPr>
+          <w:sz w:val="28"/>
+          <w:szCs w:val="28"/>
+        </w:rPr>
+        <w:t>N</w:t>
+      </w:r>
+      <w:r>
+        <w:rPr>
+          <w:sz w:val="28"/>
+          <w:szCs w:val="28"/>
+        </w:rPr>
+        <w:t xml:space="preserve">ếu em có chứng chỉ MOS </w:t>
+      </w:r>
+      <w:r>
+        <w:rPr>
+          <w:sz w:val="28"/>
+          <w:szCs w:val="28"/>
+        </w:rPr>
+        <w:t xml:space="preserve">thì </w:t>
+      </w:r>
+      <w:r>
+        <w:rPr>
+          <w:sz w:val="28"/>
+          <w:szCs w:val="28"/>
+        </w:rPr>
+        <w:t>khi nhập học trường có chính sách miễn học phần Tin học, miễn thi hoặc quy đổi điểm học phần Tin học không ạ?</w:t>
+      </w:r>
+      <w:r>
+        <w:rPr>
+          <w:sz w:val="28"/>
+          <w:szCs w:val="28"/>
+        </w:rPr>
+        <w:t xml:space="preserve"> </w:t>
+      </w:r>
+      <w:r>
+        <w:rPr>
+          <w:sz w:val="28"/>
+          <w:szCs w:val="28"/>
+        </w:rPr>
+        <w:t>Nếu em có chứng chỉ IELTS còn hiệu lực thì khi nhập học có được miễn kiểm tra đầu vào hoặc miễn các học phần Tiếng Anh không ạ?</w:t>
       </w:r>
     </w:p>
     <w:p>
       <w:pPr>
-        <w:pStyle w:val="oancuaDanhsach"/>
+        <w:pStyle w:val="ListParagraph"/>
         <w:numPr>
           <w:ilvl w:val="0"/>
           <w:numId w:val="1"/>
@@ -1339,14 +718,12 @@
         <w:contextualSpacing w:val="0"/>
         <w:jc w:val="both"/>
         <w:rPr>
-          <w:color w:val="3A7C22" w:themeColor="accent6" w:themeShade="BF"/>
-          <w:sz w:val="28"/>
-          <w:szCs w:val="28"/>
-        </w:rPr>
-      </w:pPr>
-      <w:r>
-        <w:rPr>
-          <w:color w:val="3A7C22" w:themeColor="accent6" w:themeShade="BF"/>
+          <w:sz w:val="28"/>
+          <w:szCs w:val="28"/>
+        </w:rPr>
+      </w:pPr>
+      <w:r>
+        <w:rPr>
           <w:sz w:val="28"/>
           <w:szCs w:val="28"/>
         </w:rPr>
@@ -1355,7 +732,7 @@
     </w:p>
     <w:p>
       <w:pPr>
-        <w:pStyle w:val="oancuaDanhsach"/>
+        <w:pStyle w:val="ListParagraph"/>
         <w:numPr>
           <w:ilvl w:val="0"/>
           <w:numId w:val="1"/>
@@ -1365,14 +742,12 @@
         <w:contextualSpacing w:val="0"/>
         <w:jc w:val="both"/>
         <w:rPr>
-          <w:color w:val="3A7C22" w:themeColor="accent6" w:themeShade="BF"/>
-          <w:sz w:val="28"/>
-          <w:szCs w:val="28"/>
-        </w:rPr>
-      </w:pPr>
-      <w:r>
-        <w:rPr>
-          <w:color w:val="3A7C22" w:themeColor="accent6" w:themeShade="BF"/>
+          <w:sz w:val="28"/>
+          <w:szCs w:val="28"/>
+        </w:rPr>
+      </w:pPr>
+      <w:r>
+        <w:rPr>
           <w:sz w:val="28"/>
           <w:szCs w:val="28"/>
         </w:rPr>
@@ -1381,7 +756,7 @@
     </w:p>
     <w:p>
       <w:pPr>
-        <w:pStyle w:val="oancuaDanhsach"/>
+        <w:pStyle w:val="ListParagraph"/>
         <w:numPr>
           <w:ilvl w:val="0"/>
           <w:numId w:val="1"/>
@@ -1391,23 +766,49 @@
         <w:contextualSpacing w:val="0"/>
         <w:jc w:val="both"/>
         <w:rPr>
-          <w:color w:val="3A7C22" w:themeColor="accent6" w:themeShade="BF"/>
-          <w:sz w:val="28"/>
-          <w:szCs w:val="28"/>
-        </w:rPr>
-      </w:pPr>
-      <w:r>
-        <w:rPr>
-          <w:color w:val="3A7C22" w:themeColor="accent6" w:themeShade="BF"/>
-          <w:sz w:val="28"/>
-          <w:szCs w:val="28"/>
-        </w:rPr>
-        <w:t>Điểm tiếng Anh muốn quy đổi IELTS thì hệ thống tuyển sinh tự cập nhật trên cổng quốc gia hay đưa lên hệ thống của Trường trước ạ?</w:t>
+          <w:sz w:val="28"/>
+          <w:szCs w:val="28"/>
+        </w:rPr>
+      </w:pPr>
+      <w:r>
+        <w:rPr>
+          <w:sz w:val="28"/>
+          <w:szCs w:val="28"/>
+        </w:rPr>
+        <w:t xml:space="preserve">Điểm tiếng </w:t>
+      </w:r>
+      <w:r>
+        <w:rPr>
+          <w:sz w:val="28"/>
+          <w:szCs w:val="28"/>
+        </w:rPr>
+        <w:t>A</w:t>
+      </w:r>
+      <w:r>
+        <w:rPr>
+          <w:sz w:val="28"/>
+          <w:szCs w:val="28"/>
+        </w:rPr>
+        <w:t xml:space="preserve">nh muốn quy đổi IELTS thì hệ thống tuyển sinh tự cập nhật trên cổng quốc gia hay đưa lên hệ thống của </w:t>
+      </w:r>
+      <w:r>
+        <w:rPr>
+          <w:sz w:val="28"/>
+          <w:szCs w:val="28"/>
+        </w:rPr>
+        <w:t>T</w:t>
+      </w:r>
+      <w:r>
+        <w:rPr>
+          <w:sz w:val="28"/>
+          <w:szCs w:val="28"/>
+        </w:rPr>
+        <w:t>rường trước ạ?</w:t>
       </w:r>
     </w:p>
     <w:p>
       <w:pPr>
-        <w:pStyle w:val="oancuaDanhsach"/>
+        <w:pStyle w:val="ListParagraph"/>
         <w:numPr>
           <w:ilvl w:val="0"/>
           <w:numId w:val="1"/>
@@ -1417,23 +818,98 @@
         <w:contextualSpacing w:val="0"/>
         <w:jc w:val="both"/>
         <w:rPr>
-          <w:color w:val="3A7C22" w:themeColor="accent6" w:themeShade="BF"/>
-          <w:sz w:val="28"/>
-          <w:szCs w:val="28"/>
-        </w:rPr>
-      </w:pPr>
-      <w:r>
-        <w:rPr>
-          <w:color w:val="3A7C22" w:themeColor="accent6" w:themeShade="BF"/>
-          <w:sz w:val="28"/>
-          <w:szCs w:val="28"/>
-        </w:rPr>
-        <w:t>Em muốn đăng ký ngành Sư phạm tiếng Anh của trường mình mà có hai hệ là hệ thường và hệ tài năng. Trường cho em biết sự khác nhau giữa 2 hệ?</w:t>
+          <w:sz w:val="28"/>
+          <w:szCs w:val="28"/>
+        </w:rPr>
+      </w:pPr>
+      <w:r>
+        <w:rPr>
+          <w:sz w:val="28"/>
+          <w:szCs w:val="28"/>
+        </w:rPr>
+        <w:t>E</w:t>
+      </w:r>
+      <w:r>
+        <w:rPr>
+          <w:sz w:val="28"/>
+          <w:szCs w:val="28"/>
+        </w:rPr>
+        <w:t>m muốn đăng k</w:t>
+      </w:r>
+      <w:r>
+        <w:rPr>
+          <w:sz w:val="28"/>
+          <w:szCs w:val="28"/>
+        </w:rPr>
+        <w:t>ý ngành S</w:t>
+      </w:r>
+      <w:r>
+        <w:rPr>
+          <w:sz w:val="28"/>
+          <w:szCs w:val="28"/>
+        </w:rPr>
+        <w:t xml:space="preserve">ư phạm tiếng </w:t>
+      </w:r>
+      <w:r>
+        <w:rPr>
+          <w:sz w:val="28"/>
+          <w:szCs w:val="28"/>
+        </w:rPr>
+        <w:t>A</w:t>
+      </w:r>
+      <w:r>
+        <w:rPr>
+          <w:sz w:val="28"/>
+          <w:szCs w:val="28"/>
+        </w:rPr>
+        <w:t>nh của trường mình</w:t>
+      </w:r>
+      <w:r>
+        <w:rPr>
+          <w:sz w:val="28"/>
+          <w:szCs w:val="28"/>
+        </w:rPr>
+        <w:t xml:space="preserve"> </w:t>
+      </w:r>
+      <w:r>
+        <w:rPr>
+          <w:sz w:val="28"/>
+          <w:szCs w:val="28"/>
+        </w:rPr>
+        <w:t>mà có hai hệ là hệ thường và hệ tài năng</w:t>
+      </w:r>
+      <w:r>
+        <w:rPr>
+          <w:sz w:val="28"/>
+          <w:szCs w:val="28"/>
+        </w:rPr>
+        <w:t xml:space="preserve">. </w:t>
+      </w:r>
+      <w:r>
+        <w:rPr>
+          <w:sz w:val="28"/>
+          <w:szCs w:val="28"/>
+        </w:rPr>
+        <w:t>T</w:t>
+      </w:r>
+      <w:r>
+        <w:rPr>
+          <w:sz w:val="28"/>
+          <w:szCs w:val="28"/>
+        </w:rPr>
+        <w:t xml:space="preserve">rường </w:t>
+      </w:r>
+      <w:r>
+        <w:rPr>
+          <w:sz w:val="28"/>
+          <w:szCs w:val="28"/>
+        </w:rPr>
+        <w:t>cho em biết sự khác nhau giữa 2 hệ?</w:t>
       </w:r>
     </w:p>
     <w:p>
       <w:pPr>
-        <w:pStyle w:val="oancuaDanhsach"/>
+        <w:pStyle w:val="ListParagraph"/>
         <w:numPr>
           <w:ilvl w:val="0"/>
           <w:numId w:val="1"/>
@@ -1443,30 +919,54 @@
         <w:contextualSpacing w:val="0"/>
         <w:jc w:val="both"/>
         <w:rPr>
-          <w:color w:val="3A7C22" w:themeColor="accent6" w:themeShade="BF"/>
-          <w:sz w:val="28"/>
-          <w:szCs w:val="28"/>
-        </w:rPr>
-      </w:pPr>
-      <w:r>
-        <w:rPr>
-          <w:color w:val="3A7C22" w:themeColor="accent6" w:themeShade="BF"/>
-          <w:sz w:val="28"/>
-          <w:szCs w:val="28"/>
-        </w:rPr>
-        <w:t>Điều khiển và tự động</w:t>
-      </w:r>
-      <w:r>
-        <w:rPr>
-          <w:color w:val="3A7C22" w:themeColor="accent6" w:themeShade="BF"/>
-          <w:sz w:val="28"/>
-          <w:szCs w:val="28"/>
-        </w:rPr>
-        <w:t xml:space="preserve"> hoá, Điện tử - viễn thông </w:t>
-      </w:r>
-      <w:r>
-        <w:rPr>
-          <w:color w:val="3A7C22" w:themeColor="accent6" w:themeShade="BF"/>
+          <w:sz w:val="28"/>
+          <w:szCs w:val="28"/>
+        </w:rPr>
+      </w:pPr>
+      <w:r>
+        <w:rPr>
+          <w:sz w:val="28"/>
+          <w:szCs w:val="28"/>
+        </w:rPr>
+        <w:t>Đ</w:t>
+      </w:r>
+      <w:r>
+        <w:rPr>
+          <w:sz w:val="28"/>
+          <w:szCs w:val="28"/>
+        </w:rPr>
+        <w:t>iều khiển và tự động</w:t>
+      </w:r>
+      <w:r>
+        <w:rPr>
+          <w:sz w:val="28"/>
+          <w:szCs w:val="28"/>
+        </w:rPr>
+        <w:t xml:space="preserve"> hoá, </w:t>
+      </w:r>
+      <w:r>
+        <w:rPr>
+          <w:sz w:val="28"/>
+          <w:szCs w:val="28"/>
+        </w:rPr>
+        <w:t>Đ</w:t>
+      </w:r>
+      <w:r>
+        <w:rPr>
+          <w:sz w:val="28"/>
+          <w:szCs w:val="28"/>
+        </w:rPr>
+        <w:t>iện tử - viễn thông</w:t>
+      </w:r>
+      <w:r>
+        <w:rPr>
+          <w:sz w:val="28"/>
+          <w:szCs w:val="28"/>
+        </w:rPr>
+        <w:t xml:space="preserve"> </w:t>
+      </w:r>
+      <w:r>
+        <w:rPr>
           <w:sz w:val="28"/>
           <w:szCs w:val="28"/>
         </w:rPr>
@@ -1474,11 +974,31 @@
       </w:r>
       <w:r>
         <w:rPr>
-          <w:color w:val="3A7C22" w:themeColor="accent6" w:themeShade="BF"/>
-          <w:sz w:val="28"/>
-          <w:szCs w:val="28"/>
-        </w:rPr>
-        <w:t>Kỹ thuật và Công nghệ kỹ thuật. Xin thầy cô cho em biết khác nhau thế nào?</w:t>
+          <w:sz w:val="28"/>
+          <w:szCs w:val="28"/>
+        </w:rPr>
+        <w:t>Kỹ thuật</w:t>
+      </w:r>
+      <w:r>
+        <w:rPr>
+          <w:sz w:val="28"/>
+          <w:szCs w:val="28"/>
+        </w:rPr>
+        <w:t xml:space="preserve"> và </w:t>
+      </w:r>
+      <w:r>
+        <w:rPr>
+          <w:sz w:val="28"/>
+          <w:szCs w:val="28"/>
+        </w:rPr>
+        <w:t>Công nghệ kỹ thuậ</w:t>
+      </w:r>
+      <w:r>
+        <w:rPr>
+          <w:sz w:val="28"/>
+          <w:szCs w:val="28"/>
+        </w:rPr>
+        <w:t>t. Xin thầy cô cho em biết khác nhau thế nào?</w:t>
       </w:r>
     </w:p>
     <w:sectPr>
@@ -1978,15 +1498,15 @@
     <w:lsdException w:name="Unresolved Mention" w:semiHidden="1" w:unhideWhenUsed="1"/>
     <w:lsdException w:name="Smart Link" w:semiHidden="1" w:unhideWhenUsed="1"/>
   </w:latentStyles>
-  <w:style w:type="paragraph" w:default="1" w:styleId="Binhthng">
+  <w:style w:type="paragraph" w:default="1" w:styleId="Normal">
     <w:name w:val="Normal"/>
     <w:qFormat/>
   </w:style>
-  <w:style w:type="paragraph" w:styleId="u1">
+  <w:style w:type="paragraph" w:styleId="Heading1">
     <w:name w:val="heading 1"/>
-    <w:basedOn w:val="Binhthng"/>
-    <w:next w:val="Binhthng"/>
-    <w:link w:val="u1Char"/>
+    <w:basedOn w:val="Normal"/>
+    <w:next w:val="Normal"/>
+    <w:link w:val="Heading1Char"/>
     <w:uiPriority w:val="9"/>
     <w:qFormat/>
     <w:rsid w:val="00FB6B95"/>
@@ -2003,11 +1523,11 @@
       <w:szCs w:val="40"/>
     </w:rPr>
   </w:style>
-  <w:style w:type="paragraph" w:styleId="u2">
+  <w:style w:type="paragraph" w:styleId="Heading2">
     <w:name w:val="heading 2"/>
-    <w:basedOn w:val="Binhthng"/>
-    <w:next w:val="Binhthng"/>
-    <w:link w:val="u2Char"/>
+    <w:basedOn w:val="Normal"/>
+    <w:next w:val="Normal"/>
+    <w:link w:val="Heading2Char"/>
     <w:uiPriority w:val="9"/>
     <w:semiHidden/>
     <w:unhideWhenUsed/>
@@ -2026,11 +1546,11 @@
       <w:szCs w:val="32"/>
     </w:rPr>
   </w:style>
-  <w:style w:type="paragraph" w:styleId="u3">
+  <w:style w:type="paragraph" w:styleId="Heading3">
     <w:name w:val="heading 3"/>
-    <w:basedOn w:val="Binhthng"/>
-    <w:next w:val="Binhthng"/>
-    <w:link w:val="u3Char"/>
+    <w:basedOn w:val="Normal"/>
+    <w:next w:val="Normal"/>
+    <w:link w:val="Heading3Char"/>
     <w:uiPriority w:val="9"/>
     <w:semiHidden/>
     <w:unhideWhenUsed/>
@@ -2049,11 +1569,11 @@
       <w:szCs w:val="28"/>
     </w:rPr>
   </w:style>
-  <w:style w:type="paragraph" w:styleId="u4">
+  <w:style w:type="paragraph" w:styleId="Heading4">
     <w:name w:val="heading 4"/>
-    <w:basedOn w:val="Binhthng"/>
-    <w:next w:val="Binhthng"/>
-    <w:link w:val="u4Char"/>
+    <w:basedOn w:val="Normal"/>
+    <w:next w:val="Normal"/>
+    <w:link w:val="Heading4Char"/>
     <w:uiPriority w:val="9"/>
     <w:semiHidden/>
     <w:unhideWhenUsed/>
@@ -2072,11 +1592,11 @@
       <w:color w:val="0F4761" w:themeColor="accent1" w:themeShade="BF"/>
     </w:rPr>
   </w:style>
-  <w:style w:type="paragraph" w:styleId="u5">
+  <w:style w:type="paragraph" w:styleId="Heading5">
     <w:name w:val="heading 5"/>
-    <w:basedOn w:val="Binhthng"/>
-    <w:next w:val="Binhthng"/>
-    <w:link w:val="u5Char"/>
+    <w:basedOn w:val="Normal"/>
+    <w:next w:val="Normal"/>
+    <w:link w:val="Heading5Char"/>
     <w:uiPriority w:val="9"/>
     <w:semiHidden/>
     <w:unhideWhenUsed/>
@@ -2093,11 +1613,11 @@
       <w:color w:val="0F4761" w:themeColor="accent1" w:themeShade="BF"/>
     </w:rPr>
   </w:style>
-  <w:style w:type="paragraph" w:styleId="u6">
+  <w:style w:type="paragraph" w:styleId="Heading6">
     <w:name w:val="heading 6"/>
-    <w:basedOn w:val="Binhthng"/>
-    <w:next w:val="Binhthng"/>
-    <w:link w:val="u6Char"/>
+    <w:basedOn w:val="Normal"/>
+    <w:next w:val="Normal"/>
+    <w:link w:val="Heading6Char"/>
     <w:uiPriority w:val="9"/>
     <w:semiHidden/>
     <w:unhideWhenUsed/>
@@ -2116,11 +1636,11 @@
       <w:color w:val="595959" w:themeColor="text1" w:themeTint="A6"/>
     </w:rPr>
   </w:style>
-  <w:style w:type="paragraph" w:styleId="u7">
+  <w:style w:type="paragraph" w:styleId="Heading7">
     <w:name w:val="heading 7"/>
-    <w:basedOn w:val="Binhthng"/>
-    <w:next w:val="Binhthng"/>
-    <w:link w:val="u7Char"/>
+    <w:basedOn w:val="Normal"/>
+    <w:next w:val="Normal"/>
+    <w:link w:val="Heading7Char"/>
     <w:uiPriority w:val="9"/>
     <w:semiHidden/>
     <w:unhideWhenUsed/>
@@ -2137,11 +1657,11 @@
       <w:color w:val="595959" w:themeColor="text1" w:themeTint="A6"/>
     </w:rPr>
   </w:style>
-  <w:style w:type="paragraph" w:styleId="u8">
+  <w:style w:type="paragraph" w:styleId="Heading8">
     <w:name w:val="heading 8"/>
-    <w:basedOn w:val="Binhthng"/>
-    <w:next w:val="Binhthng"/>
-    <w:link w:val="u8Char"/>
+    <w:basedOn w:val="Normal"/>
+    <w:next w:val="Normal"/>
+    <w:link w:val="Heading8Char"/>
     <w:uiPriority w:val="9"/>
     <w:semiHidden/>
     <w:unhideWhenUsed/>
@@ -2159,11 +1679,11 @@
       <w:color w:val="272727" w:themeColor="text1" w:themeTint="D8"/>
     </w:rPr>
   </w:style>
-  <w:style w:type="paragraph" w:styleId="u9">
+  <w:style w:type="paragraph" w:styleId="Heading9">
     <w:name w:val="heading 9"/>
-    <w:basedOn w:val="Binhthng"/>
-    <w:next w:val="Binhthng"/>
-    <w:link w:val="u9Char"/>
+    <w:basedOn w:val="Normal"/>
+    <w:next w:val="Normal"/>
+    <w:link w:val="Heading9Char"/>
     <w:uiPriority w:val="9"/>
     <w:semiHidden/>
     <w:unhideWhenUsed/>
@@ -2179,13 +1699,12 @@
       <w:color w:val="272727" w:themeColor="text1" w:themeTint="D8"/>
     </w:rPr>
   </w:style>
-  <w:style w:type="character" w:default="1" w:styleId="Phngmcinhcuaoanvn">
+  <w:style w:type="character" w:default="1" w:styleId="DefaultParagraphFont">
     <w:name w:val="Default Paragraph Font"/>
     <w:uiPriority w:val="1"/>
-    <w:semiHidden/>
     <w:unhideWhenUsed/>
   </w:style>
-  <w:style w:type="table" w:default="1" w:styleId="BangThngthng">
+  <w:style w:type="table" w:default="1" w:styleId="TableNormal">
     <w:name w:val="Normal Table"/>
     <w:uiPriority w:val="99"/>
     <w:semiHidden/>
@@ -2200,16 +1719,16 @@
       </w:tblCellMar>
     </w:tblPr>
   </w:style>
-  <w:style w:type="numbering" w:default="1" w:styleId="Khngco">
+  <w:style w:type="numbering" w:default="1" w:styleId="NoList">
     <w:name w:val="No List"/>
     <w:uiPriority w:val="99"/>
     <w:semiHidden/>
     <w:unhideWhenUsed/>
   </w:style>
-  <w:style w:type="character" w:customStyle="1" w:styleId="u1Char">
-    <w:name w:val="Đầu đề 1 Char"/>
-    <w:basedOn w:val="Phngmcinhcuaoanvn"/>
-    <w:link w:val="u1"/>
+  <w:style w:type="character" w:customStyle="1" w:styleId="Heading1Char">
+    <w:name w:val="Heading 1 Char"/>
+    <w:basedOn w:val="DefaultParagraphFont"/>
+    <w:link w:val="Heading1"/>
     <w:uiPriority w:val="9"/>
     <w:rsid w:val="00FB6B95"/>
     <w:rPr>
@@ -2219,10 +1738,10 @@
       <w:szCs w:val="40"/>
     </w:rPr>
   </w:style>
-  <w:style w:type="character" w:customStyle="1" w:styleId="u2Char">
-    <w:name w:val="Đầu đề 2 Char"/>
-    <w:basedOn w:val="Phngmcinhcuaoanvn"/>
-    <w:link w:val="u2"/>
+  <w:style w:type="character" w:customStyle="1" w:styleId="Heading2Char">
+    <w:name w:val="Heading 2 Char"/>
+    <w:basedOn w:val="DefaultParagraphFont"/>
+    <w:link w:val="Heading2"/>
     <w:uiPriority w:val="9"/>
     <w:semiHidden/>
     <w:rsid w:val="00FB6B95"/>
@@ -2233,10 +1752,10 @@
       <w:szCs w:val="32"/>
     </w:rPr>
   </w:style>
-  <w:style w:type="character" w:customStyle="1" w:styleId="u3Char">
-    <w:name w:val="Đầu đề 3 Char"/>
-    <w:basedOn w:val="Phngmcinhcuaoanvn"/>
-    <w:link w:val="u3"/>
+  <w:style w:type="character" w:customStyle="1" w:styleId="Heading3Char">
+    <w:name w:val="Heading 3 Char"/>
+    <w:basedOn w:val="DefaultParagraphFont"/>
+    <w:link w:val="Heading3"/>
     <w:uiPriority w:val="9"/>
     <w:semiHidden/>
     <w:rsid w:val="00FB6B95"/>
@@ -2247,10 +1766,10 @@
       <w:szCs w:val="28"/>
     </w:rPr>
   </w:style>
-  <w:style w:type="character" w:customStyle="1" w:styleId="u4Char">
-    <w:name w:val="Đầu đề 4 Char"/>
-    <w:basedOn w:val="Phngmcinhcuaoanvn"/>
-    <w:link w:val="u4"/>
+  <w:style w:type="character" w:customStyle="1" w:styleId="Heading4Char">
+    <w:name w:val="Heading 4 Char"/>
+    <w:basedOn w:val="DefaultParagraphFont"/>
+    <w:link w:val="Heading4"/>
     <w:uiPriority w:val="9"/>
     <w:semiHidden/>
     <w:rsid w:val="00FB6B95"/>
@@ -2261,10 +1780,10 @@
       <w:color w:val="0F4761" w:themeColor="accent1" w:themeShade="BF"/>
     </w:rPr>
   </w:style>
-  <w:style w:type="character" w:customStyle="1" w:styleId="u5Char">
-    <w:name w:val="Đầu đề 5 Char"/>
-    <w:basedOn w:val="Phngmcinhcuaoanvn"/>
-    <w:link w:val="u5"/>
+  <w:style w:type="character" w:customStyle="1" w:styleId="Heading5Char">
+    <w:name w:val="Heading 5 Char"/>
+    <w:basedOn w:val="DefaultParagraphFont"/>
+    <w:link w:val="Heading5"/>
     <w:uiPriority w:val="9"/>
     <w:semiHidden/>
     <w:rsid w:val="00FB6B95"/>
@@ -2273,10 +1792,10 @@
       <w:color w:val="0F4761" w:themeColor="accent1" w:themeShade="BF"/>
     </w:rPr>
   </w:style>
-  <w:style w:type="character" w:customStyle="1" w:styleId="u6Char">
-    <w:name w:val="Đầu đề 6 Char"/>
-    <w:basedOn w:val="Phngmcinhcuaoanvn"/>
-    <w:link w:val="u6"/>
+  <w:style w:type="character" w:customStyle="1" w:styleId="Heading6Char">
+    <w:name w:val="Heading 6 Char"/>
+    <w:basedOn w:val="DefaultParagraphFont"/>
+    <w:link w:val="Heading6"/>
     <w:uiPriority w:val="9"/>
     <w:semiHidden/>
     <w:rsid w:val="00FB6B95"/>
@@ -2287,10 +1806,10 @@
       <w:color w:val="595959" w:themeColor="text1" w:themeTint="A6"/>
     </w:rPr>
   </w:style>
-  <w:style w:type="character" w:customStyle="1" w:styleId="u7Char">
-    <w:name w:val="Đầu đề 7 Char"/>
-    <w:basedOn w:val="Phngmcinhcuaoanvn"/>
-    <w:link w:val="u7"/>
+  <w:style w:type="character" w:customStyle="1" w:styleId="Heading7Char">
+    <w:name w:val="Heading 7 Char"/>
+    <w:basedOn w:val="DefaultParagraphFont"/>
+    <w:link w:val="Heading7"/>
     <w:uiPriority w:val="9"/>
     <w:semiHidden/>
     <w:rsid w:val="00FB6B95"/>
@@ -2299,10 +1818,10 @@
       <w:color w:val="595959" w:themeColor="text1" w:themeTint="A6"/>
     </w:rPr>
   </w:style>
-  <w:style w:type="character" w:customStyle="1" w:styleId="u8Char">
-    <w:name w:val="Đầu đề 8 Char"/>
-    <w:basedOn w:val="Phngmcinhcuaoanvn"/>
-    <w:link w:val="u8"/>
+  <w:style w:type="character" w:customStyle="1" w:styleId="Heading8Char">
+    <w:name w:val="Heading 8 Char"/>
+    <w:basedOn w:val="DefaultParagraphFont"/>
+    <w:link w:val="Heading8"/>
     <w:uiPriority w:val="9"/>
     <w:semiHidden/>
     <w:rsid w:val="00FB6B95"/>
@@ -2313,10 +1832,10 @@
       <w:color w:val="272727" w:themeColor="text1" w:themeTint="D8"/>
     </w:rPr>
   </w:style>
-  <w:style w:type="character" w:customStyle="1" w:styleId="u9Char">
-    <w:name w:val="Đầu đề 9 Char"/>
-    <w:basedOn w:val="Phngmcinhcuaoanvn"/>
-    <w:link w:val="u9"/>
+  <w:style w:type="character" w:customStyle="1" w:styleId="Heading9Char">
+    <w:name w:val="Heading 9 Char"/>
+    <w:basedOn w:val="DefaultParagraphFont"/>
+    <w:link w:val="Heading9"/>
     <w:uiPriority w:val="9"/>
     <w:semiHidden/>
     <w:rsid w:val="00FB6B95"/>
@@ -2325,11 +1844,11 @@
       <w:color w:val="272727" w:themeColor="text1" w:themeTint="D8"/>
     </w:rPr>
   </w:style>
-  <w:style w:type="paragraph" w:styleId="Tiu">
+  <w:style w:type="paragraph" w:styleId="Title">
     <w:name w:val="Title"/>
-    <w:basedOn w:val="Binhthng"/>
-    <w:next w:val="Binhthng"/>
-    <w:link w:val="TiuChar"/>
+    <w:basedOn w:val="Normal"/>
+    <w:next w:val="Normal"/>
+    <w:link w:val="TitleChar"/>
     <w:uiPriority w:val="10"/>
     <w:qFormat/>
     <w:rsid w:val="00FB6B95"/>
@@ -2345,10 +1864,10 @@
       <w:szCs w:val="56"/>
     </w:rPr>
   </w:style>
-  <w:style w:type="character" w:customStyle="1" w:styleId="TiuChar">
-    <w:name w:val="Tiêu đề Char"/>
-    <w:basedOn w:val="Phngmcinhcuaoanvn"/>
-    <w:link w:val="Tiu"/>
+  <w:style w:type="character" w:customStyle="1" w:styleId="TitleChar">
+    <w:name w:val="Title Char"/>
+    <w:basedOn w:val="DefaultParagraphFont"/>
+    <w:link w:val="Title"/>
     <w:uiPriority w:val="10"/>
     <w:rsid w:val="00FB6B95"/>
     <w:rPr>
@@ -2359,11 +1878,11 @@
       <w:szCs w:val="56"/>
     </w:rPr>
   </w:style>
-  <w:style w:type="paragraph" w:styleId="Tiuphu">
+  <w:style w:type="paragraph" w:styleId="Subtitle">
     <w:name w:val="Subtitle"/>
-    <w:basedOn w:val="Binhthng"/>
-    <w:next w:val="Binhthng"/>
-    <w:link w:val="TiuphuChar"/>
+    <w:basedOn w:val="Normal"/>
+    <w:next w:val="Normal"/>
+    <w:link w:val="SubtitleChar"/>
     <w:uiPriority w:val="11"/>
     <w:qFormat/>
     <w:rsid w:val="00FB6B95"/>
@@ -2381,10 +1900,10 @@
       <w:szCs w:val="28"/>
     </w:rPr>
   </w:style>
-  <w:style w:type="character" w:customStyle="1" w:styleId="TiuphuChar">
-    <w:name w:val="Tiêu đề phụ Char"/>
-    <w:basedOn w:val="Phngmcinhcuaoanvn"/>
-    <w:link w:val="Tiuphu"/>
+  <w:style w:type="character" w:customStyle="1" w:styleId="SubtitleChar">
+    <w:name w:val="Subtitle Char"/>
+    <w:basedOn w:val="DefaultParagraphFont"/>
+    <w:link w:val="Subtitle"/>
     <w:uiPriority w:val="11"/>
     <w:rsid w:val="00FB6B95"/>
     <w:rPr>
@@ -2395,11 +1914,11 @@
       <w:szCs w:val="28"/>
     </w:rPr>
   </w:style>
-  <w:style w:type="paragraph" w:styleId="Litrichdn">
+  <w:style w:type="paragraph" w:styleId="Quote">
     <w:name w:val="Quote"/>
-    <w:basedOn w:val="Binhthng"/>
-    <w:next w:val="Binhthng"/>
-    <w:link w:val="LitrichdnChar"/>
+    <w:basedOn w:val="Normal"/>
+    <w:next w:val="Normal"/>
+    <w:link w:val="QuoteChar"/>
     <w:uiPriority w:val="29"/>
     <w:qFormat/>
     <w:rsid w:val="00FB6B95"/>
@@ -2413,10 +1932,10 @@
       <w:color w:val="404040" w:themeColor="text1" w:themeTint="BF"/>
     </w:rPr>
   </w:style>
-  <w:style w:type="character" w:customStyle="1" w:styleId="LitrichdnChar">
-    <w:name w:val="Lời trích dẫn Char"/>
-    <w:basedOn w:val="Phngmcinhcuaoanvn"/>
-    <w:link w:val="Litrichdn"/>
+  <w:style w:type="character" w:customStyle="1" w:styleId="QuoteChar">
+    <w:name w:val="Quote Char"/>
+    <w:basedOn w:val="DefaultParagraphFont"/>
+    <w:link w:val="Quote"/>
     <w:uiPriority w:val="29"/>
     <w:rsid w:val="00FB6B95"/>
     <w:rPr>
@@ -2425,9 +1944,9 @@
       <w:color w:val="404040" w:themeColor="text1" w:themeTint="BF"/>
     </w:rPr>
   </w:style>
-  <w:style w:type="paragraph" w:styleId="oancuaDanhsach">
+  <w:style w:type="paragraph" w:styleId="ListParagraph">
     <w:name w:val="List Paragraph"/>
-    <w:basedOn w:val="Binhthng"/>
+    <w:basedOn w:val="Normal"/>
     <w:uiPriority w:val="34"/>
     <w:qFormat/>
     <w:rsid w:val="00FB6B95"/>
@@ -2436,9 +1955,9 @@
       <w:contextualSpacing/>
     </w:pPr>
   </w:style>
-  <w:style w:type="character" w:styleId="NhnmnhThm">
+  <w:style w:type="character" w:styleId="IntenseEmphasis">
     <w:name w:val="Intense Emphasis"/>
-    <w:basedOn w:val="Phngmcinhcuaoanvn"/>
+    <w:basedOn w:val="DefaultParagraphFont"/>
     <w:uiPriority w:val="21"/>
     <w:qFormat/>
     <w:rsid w:val="00FB6B95"/>
@@ -2448,11 +1967,11 @@
       <w:color w:val="0F4761" w:themeColor="accent1" w:themeShade="BF"/>
     </w:rPr>
   </w:style>
-  <w:style w:type="paragraph" w:styleId="Nhaykepm">
+  <w:style w:type="paragraph" w:styleId="IntenseQuote">
     <w:name w:val="Intense Quote"/>
-    <w:basedOn w:val="Binhthng"/>
-    <w:next w:val="Binhthng"/>
-    <w:link w:val="NhaykepmChar"/>
+    <w:basedOn w:val="Normal"/>
+    <w:next w:val="Normal"/>
+    <w:link w:val="IntenseQuoteChar"/>
     <w:uiPriority w:val="30"/>
     <w:qFormat/>
     <w:rsid w:val="00FB6B95"/>
@@ -2471,10 +1990,10 @@
       <w:color w:val="0F4761" w:themeColor="accent1" w:themeShade="BF"/>
     </w:rPr>
   </w:style>
-  <w:style w:type="character" w:customStyle="1" w:styleId="NhaykepmChar">
-    <w:name w:val="Nháy kép Đậm Char"/>
-    <w:basedOn w:val="Phngmcinhcuaoanvn"/>
-    <w:link w:val="Nhaykepm"/>
+  <w:style w:type="character" w:customStyle="1" w:styleId="IntenseQuoteChar">
+    <w:name w:val="Intense Quote Char"/>
+    <w:basedOn w:val="DefaultParagraphFont"/>
+    <w:link w:val="IntenseQuote"/>
     <w:uiPriority w:val="30"/>
     <w:rsid w:val="00FB6B95"/>
     <w:rPr>
@@ -2483,9 +2002,9 @@
       <w:color w:val="0F4761" w:themeColor="accent1" w:themeShade="BF"/>
     </w:rPr>
   </w:style>
-  <w:style w:type="character" w:styleId="ThamchiuNhnmnh">
+  <w:style w:type="character" w:styleId="IntenseReference">
     <w:name w:val="Intense Reference"/>
-    <w:basedOn w:val="Phngmcinhcuaoanvn"/>
+    <w:basedOn w:val="DefaultParagraphFont"/>
     <w:uiPriority w:val="32"/>
     <w:qFormat/>
     <w:rsid w:val="00FB6B95"/>
@@ -2499,7 +2018,7 @@
   </w:style>
   <w:style w:type="character" w:customStyle="1" w:styleId="content">
     <w:name w:val="content"/>
-    <w:basedOn w:val="Phngmcinhcuaoanvn"/>
+    <w:basedOn w:val="DefaultParagraphFont"/>
     <w:rsid w:val="00D149DF"/>
   </w:style>
 </w:styles>
